--- a/实验二_软件架构设计与微服务拆分/D2-7_架构决策记录ADR集/README.docx
+++ b/实验二_软件架构设计与微服务拆分/D2-7_架构决策记录ADR集/README.docx
@@ -4,7 +4,7 @@
   <w:body>
     <w:p>
       <w:pPr>
-        <w:spacing w:before="800" w:after="160"/>
+        <w:spacing w:before="800" w:after="60" w:line="269" w:lineRule="auto"/>
         <w:jc w:val="center"/>
       </w:pPr>
       <w:r>
@@ -19,7 +19,7 @@
     </w:p>
     <w:p>
       <w:pPr>
-        <w:spacing w:after="80"/>
+        <w:spacing w:after="60" w:line="269" w:lineRule="auto"/>
         <w:jc w:val="center"/>
       </w:pPr>
       <w:r>
@@ -34,7 +34,7 @@
     </w:p>
     <w:p>
       <w:pPr>
-        <w:spacing w:after="80"/>
+        <w:spacing w:after="60" w:line="269" w:lineRule="auto"/>
         <w:jc w:val="center"/>
       </w:pPr>
       <w:r>
@@ -49,7 +49,7 @@
     </w:p>
     <w:p>
       <w:pPr>
-        <w:spacing w:after="80"/>
+        <w:spacing w:after="60" w:line="269" w:lineRule="auto"/>
         <w:jc w:val="center"/>
       </w:pPr>
       <w:r>
@@ -64,7 +64,7 @@
     </w:p>
     <w:p>
       <w:pPr>
-        <w:spacing w:after="160"/>
+        <w:spacing w:after="60" w:line="269" w:lineRule="auto"/>
         <w:jc w:val="center"/>
       </w:pPr>
       <w:r>
@@ -77,7 +77,11 @@
         <w:t>—— 案例：NekoCafé 猫咪主题餐饮预约平台 ——</w:t>
       </w:r>
     </w:p>
-    <w:p/>
+    <w:p>
+      <w:pPr>
+        <w:spacing w:line="269" w:lineRule="auto" w:after="60"/>
+      </w:pPr>
+    </w:p>
     <w:tbl>
       <w:tblPr>
         <w:tblW w:type="auto" w:w="0"/>
@@ -89,10 +93,13 @@
         <w:gridCol w:w="4873"/>
       </w:tblGrid>
       <w:tr>
+        <w:trPr>
+          <w:tblHeader w:val="true"/>
+        </w:trPr>
         <w:tc>
           <w:tcPr>
             <w:tcW w:type="dxa" w:w="1984"/>
-            <w:shd w:val="clear" w:color="auto" w:fill="EAF4EC"/>
+            <w:shd w:val="clear" w:color="auto" w:fill="EAF6EF"/>
             <w:tcBorders>
               <w:top w:val="single" w:sz="4" w:space="0" w:color="B8D8C2"/>
               <w:left w:val="single" w:sz="4" w:space="0" w:color="B8D8C2"/>
@@ -103,7 +110,7 @@
           </w:tcPr>
           <w:p>
             <w:pPr>
-              <w:spacing w:after="40"/>
+              <w:spacing w:after="20" w:line="259" w:lineRule="auto"/>
               <w:jc w:val="center"/>
             </w:pPr>
             <w:r>
@@ -120,7 +127,7 @@
         <w:tc>
           <w:tcPr>
             <w:tcW w:type="dxa" w:w="7087"/>
-            <w:shd w:val="clear" w:color="auto" w:fill="FFFFFF"/>
+            <w:shd w:val="clear" w:color="auto" w:fill="EAF6EF"/>
             <w:tcBorders>
               <w:top w:val="single" w:sz="4" w:space="0" w:color="D0D7D0"/>
               <w:left w:val="single" w:sz="4" w:space="0" w:color="D0D7D0"/>
@@ -131,7 +138,7 @@
           </w:tcPr>
           <w:p>
             <w:pPr>
-              <w:spacing w:after="40"/>
+              <w:spacing w:after="20" w:line="259" w:lineRule="auto"/>
             </w:pPr>
             <w:r>
               <w:rPr>
@@ -160,7 +167,7 @@
           </w:tcPr>
           <w:p>
             <w:pPr>
-              <w:spacing w:after="40"/>
+              <w:spacing w:after="20" w:line="259" w:lineRule="auto"/>
               <w:jc w:val="center"/>
             </w:pPr>
             <w:r>
@@ -188,7 +195,7 @@
           </w:tcPr>
           <w:p>
             <w:pPr>
-              <w:spacing w:after="40"/>
+              <w:spacing w:after="20" w:line="259" w:lineRule="auto"/>
             </w:pPr>
             <w:r>
               <w:rPr>
@@ -217,7 +224,7 @@
           </w:tcPr>
           <w:p>
             <w:pPr>
-              <w:spacing w:after="40"/>
+              <w:spacing w:after="20" w:line="259" w:lineRule="auto"/>
               <w:jc w:val="center"/>
             </w:pPr>
             <w:r>
@@ -245,7 +252,7 @@
           </w:tcPr>
           <w:p>
             <w:pPr>
-              <w:spacing w:after="40"/>
+              <w:spacing w:after="20" w:line="259" w:lineRule="auto"/>
             </w:pPr>
             <w:r>
               <w:rPr>
@@ -274,7 +281,7 @@
           </w:tcPr>
           <w:p>
             <w:pPr>
-              <w:spacing w:after="40"/>
+              <w:spacing w:after="20" w:line="259" w:lineRule="auto"/>
               <w:jc w:val="center"/>
             </w:pPr>
             <w:r>
@@ -302,7 +309,7 @@
           </w:tcPr>
           <w:p>
             <w:pPr>
-              <w:spacing w:after="40"/>
+              <w:spacing w:after="20" w:line="259" w:lineRule="auto"/>
             </w:pPr>
             <w:r>
               <w:rPr>
@@ -317,16 +324,27 @@
         </w:tc>
       </w:tr>
     </w:tbl>
-    <w:p/>
     <w:p>
+      <w:pPr>
+        <w:spacing w:line="269" w:lineRule="auto" w:after="60"/>
+      </w:pPr>
+    </w:p>
+    <w:p>
+      <w:pPr>
+        <w:spacing w:line="269" w:lineRule="auto" w:after="60"/>
+      </w:pPr>
       <w:r>
+        <w:rPr>
+          <w:rFonts w:ascii="Microsoft YaHei" w:hAnsi="Microsoft YaHei" w:eastAsia="Microsoft YaHei"/>
+          <w:sz w:val="21"/>
+        </w:rPr>
         <w:br w:type="page"/>
       </w:r>
     </w:p>
     <w:p>
       <w:pPr>
         <w:keepNext/>
-        <w:spacing w:before="280" w:after="120"/>
+        <w:spacing w:before="280" w:after="60" w:line="269" w:lineRule="auto"/>
         <w:pBdr>
           <w:bottom w:val="single" w:sz="8" w:space="4" w:color="1A7A3D"/>
         </w:pBdr>
@@ -335,7 +353,7 @@
         <w:rPr>
           <w:rFonts w:ascii="Microsoft YaHei" w:hAnsi="Microsoft YaHei" w:eastAsia="Microsoft YaHei"/>
           <w:b/>
-          <w:color w:val="1A7A3D"/>
+          <w:color w:val="096841"/>
           <w:sz w:val="36"/>
         </w:rPr>
         <w:t>本目录用途</w:t>
@@ -343,7 +361,7 @@
     </w:p>
     <w:p>
       <w:pPr>
-        <w:spacing w:after="80" w:before="0" w:line="336" w:lineRule="auto"/>
+        <w:spacing w:after="60" w:before="0" w:line="269" w:lineRule="auto"/>
         <w:ind w:firstLine="340"/>
         <w:jc w:val="left"/>
       </w:pPr>
@@ -360,7 +378,7 @@
     <w:p>
       <w:pPr>
         <w:keepNext/>
-        <w:spacing w:before="280" w:after="120"/>
+        <w:spacing w:before="280" w:after="60" w:line="269" w:lineRule="auto"/>
         <w:pBdr>
           <w:bottom w:val="single" w:sz="8" w:space="4" w:color="1A7A3D"/>
         </w:pBdr>
@@ -369,7 +387,7 @@
         <w:rPr>
           <w:rFonts w:ascii="Microsoft YaHei" w:hAnsi="Microsoft YaHei" w:eastAsia="Microsoft YaHei"/>
           <w:b/>
-          <w:color w:val="1A7A3D"/>
+          <w:color w:val="096841"/>
           <w:sz w:val="36"/>
         </w:rPr>
         <w:t>编号约定</w:t>
@@ -377,7 +395,7 @@
     </w:p>
     <w:p>
       <w:pPr>
-        <w:spacing w:after="40" w:line="348" w:lineRule="auto"/>
+        <w:spacing w:after="60" w:line="269" w:lineRule="auto"/>
         <w:ind w:left="340"/>
       </w:pPr>
       <w:r>
@@ -401,7 +419,7 @@
     </w:p>
     <w:p>
       <w:pPr>
-        <w:spacing w:after="40" w:line="348" w:lineRule="auto"/>
+        <w:spacing w:after="60" w:line="269" w:lineRule="auto"/>
         <w:ind w:left="340"/>
       </w:pPr>
       <w:r>
@@ -426,7 +444,7 @@
     <w:p>
       <w:pPr>
         <w:keepNext/>
-        <w:spacing w:before="280" w:after="120"/>
+        <w:spacing w:before="280" w:after="60" w:line="269" w:lineRule="auto"/>
         <w:pBdr>
           <w:bottom w:val="single" w:sz="8" w:space="4" w:color="1A7A3D"/>
         </w:pBdr>
@@ -435,11 +453,1100 @@
         <w:rPr>
           <w:rFonts w:ascii="Microsoft YaHei" w:hAnsi="Microsoft YaHei" w:eastAsia="Microsoft YaHei"/>
           <w:b/>
-          <w:color w:val="1A7A3D"/>
+          <w:color w:val="096841"/>
           <w:sz w:val="36"/>
         </w:rPr>
         <w:t>MADR 模板字段</w:t>
       </w:r>
+    </w:p>
+    <w:tbl>
+      <w:tblPr>
+        <w:tblStyle w:val="TableGrid"/>
+        <w:tblW w:type="auto" w:w="0"/>
+        <w:jc w:val="center"/>
+        <w:tblLook w:firstColumn="1" w:firstRow="1" w:lastColumn="0" w:lastRow="0" w:noHBand="0" w:noVBand="1" w:val="04A0"/>
+      </w:tblPr>
+      <w:tblGrid>
+        <w:gridCol w:w="1949"/>
+        <w:gridCol w:w="1949"/>
+        <w:gridCol w:w="1949"/>
+        <w:gridCol w:w="1949"/>
+        <w:gridCol w:w="1949"/>
+      </w:tblGrid>
+      <w:tr>
+        <w:trPr>
+          <w:tblHeader w:val="true"/>
+        </w:trPr>
+        <w:tc>
+          <w:tcPr>
+            <w:tcW w:type="dxa" w:w="1949"/>
+            <w:vAlign w:val="center"/>
+            <w:shd w:fill="EAF6EF"/>
+          </w:tcPr>
+          <w:p>
+            <w:pPr>
+              <w:spacing w:line="259" w:lineRule="auto" w:after="20"/>
+              <w:jc w:val="left"/>
+            </w:pPr>
+            <w:r>
+              <w:rPr>
+                <w:rFonts w:ascii="Microsoft YaHei" w:hAnsi="Microsoft YaHei" w:eastAsia="Microsoft YaHei"/>
+                <w:sz w:val="18"/>
+              </w:rPr>
+            </w:r>
+            <w:r>
+              <w:rPr>
+                <w:rFonts w:ascii="Microsoft YaHei" w:hAnsi="Microsoft YaHei" w:eastAsia="Microsoft YaHei"/>
+                <w:b/>
+                <w:color w:val="096841"/>
+                <w:sz w:val="18"/>
+              </w:rPr>
+              <w:t>编号</w:t>
+            </w:r>
+          </w:p>
+        </w:tc>
+        <w:tc>
+          <w:tcPr>
+            <w:tcW w:type="dxa" w:w="1949"/>
+            <w:vAlign w:val="center"/>
+            <w:shd w:fill="EAF6EF"/>
+          </w:tcPr>
+          <w:p>
+            <w:pPr>
+              <w:spacing w:line="259" w:lineRule="auto" w:after="20"/>
+              <w:jc w:val="left"/>
+            </w:pPr>
+            <w:r>
+              <w:rPr>
+                <w:rFonts w:ascii="Microsoft YaHei" w:hAnsi="Microsoft YaHei" w:eastAsia="Microsoft YaHei"/>
+                <w:sz w:val="18"/>
+              </w:rPr>
+            </w:r>
+            <w:r>
+              <w:rPr>
+                <w:rFonts w:ascii="Microsoft YaHei" w:hAnsi="Microsoft YaHei" w:eastAsia="Microsoft YaHei"/>
+                <w:b/>
+                <w:color w:val="096841"/>
+                <w:sz w:val="18"/>
+              </w:rPr>
+              <w:t>标题</w:t>
+            </w:r>
+          </w:p>
+        </w:tc>
+        <w:tc>
+          <w:tcPr>
+            <w:tcW w:type="dxa" w:w="1949"/>
+            <w:vAlign w:val="center"/>
+            <w:shd w:fill="EAF6EF"/>
+          </w:tcPr>
+          <w:p>
+            <w:pPr>
+              <w:spacing w:line="259" w:lineRule="auto" w:after="20"/>
+              <w:jc w:val="left"/>
+            </w:pPr>
+            <w:r>
+              <w:rPr>
+                <w:rFonts w:ascii="Microsoft YaHei" w:hAnsi="Microsoft YaHei" w:eastAsia="Microsoft YaHei"/>
+                <w:sz w:val="18"/>
+              </w:rPr>
+            </w:r>
+            <w:r>
+              <w:rPr>
+                <w:rFonts w:ascii="Microsoft YaHei" w:hAnsi="Microsoft YaHei" w:eastAsia="Microsoft YaHei"/>
+                <w:b/>
+                <w:color w:val="096841"/>
+                <w:sz w:val="18"/>
+              </w:rPr>
+              <w:t>状态</w:t>
+            </w:r>
+          </w:p>
+        </w:tc>
+        <w:tc>
+          <w:tcPr>
+            <w:tcW w:type="dxa" w:w="1949"/>
+            <w:vAlign w:val="center"/>
+            <w:shd w:fill="EAF6EF"/>
+          </w:tcPr>
+          <w:p>
+            <w:pPr>
+              <w:spacing w:line="259" w:lineRule="auto" w:after="20"/>
+              <w:jc w:val="left"/>
+            </w:pPr>
+            <w:r>
+              <w:rPr>
+                <w:rFonts w:ascii="Microsoft YaHei" w:hAnsi="Microsoft YaHei" w:eastAsia="Microsoft YaHei"/>
+                <w:sz w:val="18"/>
+              </w:rPr>
+            </w:r>
+            <w:r>
+              <w:rPr>
+                <w:rFonts w:ascii="Microsoft YaHei" w:hAnsi="Microsoft YaHei" w:eastAsia="Microsoft YaHei"/>
+                <w:b/>
+                <w:color w:val="096841"/>
+                <w:sz w:val="18"/>
+              </w:rPr>
+              <w:t>影响范围</w:t>
+            </w:r>
+          </w:p>
+        </w:tc>
+        <w:tc>
+          <w:tcPr>
+            <w:tcW w:type="dxa" w:w="1949"/>
+            <w:vAlign w:val="center"/>
+            <w:shd w:fill="EAF6EF"/>
+          </w:tcPr>
+          <w:p>
+            <w:pPr>
+              <w:spacing w:line="259" w:lineRule="auto" w:after="20"/>
+              <w:jc w:val="left"/>
+            </w:pPr>
+            <w:r>
+              <w:rPr>
+                <w:rFonts w:ascii="Microsoft YaHei" w:hAnsi="Microsoft YaHei" w:eastAsia="Microsoft YaHei"/>
+                <w:sz w:val="18"/>
+              </w:rPr>
+            </w:r>
+            <w:r>
+              <w:rPr>
+                <w:rFonts w:ascii="Microsoft YaHei" w:hAnsi="Microsoft YaHei" w:eastAsia="Microsoft YaHei"/>
+                <w:b/>
+                <w:color w:val="096841"/>
+                <w:sz w:val="18"/>
+              </w:rPr>
+              <w:t>关联产出</w:t>
+            </w:r>
+          </w:p>
+        </w:tc>
+      </w:tr>
+      <w:tr>
+        <w:tc>
+          <w:tcPr>
+            <w:tcW w:type="dxa" w:w="1949"/>
+            <w:vAlign w:val="center"/>
+          </w:tcPr>
+          <w:p>
+            <w:pPr>
+              <w:spacing w:line="259" w:lineRule="auto" w:after="20"/>
+              <w:jc w:val="left"/>
+            </w:pPr>
+            <w:r>
+              <w:rPr>
+                <w:rFonts w:ascii="Microsoft YaHei" w:hAnsi="Microsoft YaHei" w:eastAsia="Microsoft YaHei"/>
+                <w:sz w:val="18"/>
+              </w:rPr>
+            </w:r>
+            <w:r>
+              <w:rPr>
+                <w:rFonts w:ascii="Microsoft YaHei" w:hAnsi="Microsoft YaHei" w:eastAsia="Microsoft YaHei"/>
+                <w:b w:val="0"/>
+                <w:sz w:val="18"/>
+              </w:rPr>
+              <w:t>0001</w:t>
+            </w:r>
+          </w:p>
+        </w:tc>
+        <w:tc>
+          <w:tcPr>
+            <w:tcW w:type="dxa" w:w="1949"/>
+            <w:vAlign w:val="center"/>
+          </w:tcPr>
+          <w:p>
+            <w:pPr>
+              <w:spacing w:line="259" w:lineRule="auto" w:after="20"/>
+              <w:jc w:val="left"/>
+            </w:pPr>
+            <w:r>
+              <w:rPr>
+                <w:rFonts w:ascii="Microsoft YaHei" w:hAnsi="Microsoft YaHei" w:eastAsia="Microsoft YaHei"/>
+                <w:sz w:val="18"/>
+              </w:rPr>
+            </w:r>
+            <w:r>
+              <w:rPr>
+                <w:rFonts w:ascii="Microsoft YaHei" w:hAnsi="Microsoft YaHei" w:eastAsia="Microsoft YaHei"/>
+                <w:b w:val="0"/>
+                <w:sz w:val="18"/>
+              </w:rPr>
+              <w:t>确立 ADR 制度</w:t>
+            </w:r>
+          </w:p>
+        </w:tc>
+        <w:tc>
+          <w:tcPr>
+            <w:tcW w:type="dxa" w:w="1949"/>
+            <w:vAlign w:val="center"/>
+          </w:tcPr>
+          <w:p>
+            <w:pPr>
+              <w:spacing w:line="259" w:lineRule="auto" w:after="20"/>
+              <w:jc w:val="left"/>
+            </w:pPr>
+            <w:r>
+              <w:rPr>
+                <w:rFonts w:ascii="Microsoft YaHei" w:hAnsi="Microsoft YaHei" w:eastAsia="Microsoft YaHei"/>
+                <w:sz w:val="18"/>
+              </w:rPr>
+            </w:r>
+            <w:r>
+              <w:rPr>
+                <w:rFonts w:ascii="Microsoft YaHei" w:hAnsi="Microsoft YaHei" w:eastAsia="Microsoft YaHei"/>
+                <w:b w:val="0"/>
+                <w:sz w:val="18"/>
+              </w:rPr>
+              <w:t>Accepted</w:t>
+            </w:r>
+          </w:p>
+        </w:tc>
+        <w:tc>
+          <w:tcPr>
+            <w:tcW w:type="dxa" w:w="1949"/>
+            <w:vAlign w:val="center"/>
+          </w:tcPr>
+          <w:p>
+            <w:pPr>
+              <w:spacing w:line="259" w:lineRule="auto" w:after="20"/>
+              <w:jc w:val="left"/>
+            </w:pPr>
+            <w:r>
+              <w:rPr>
+                <w:rFonts w:ascii="Microsoft YaHei" w:hAnsi="Microsoft YaHei" w:eastAsia="Microsoft YaHei"/>
+                <w:sz w:val="18"/>
+              </w:rPr>
+            </w:r>
+            <w:r>
+              <w:rPr>
+                <w:rFonts w:ascii="Microsoft YaHei" w:hAnsi="Microsoft YaHei" w:eastAsia="Microsoft YaHei"/>
+                <w:b w:val="0"/>
+                <w:sz w:val="18"/>
+              </w:rPr>
+              <w:t>架构治理、编号规则、状态流转</w:t>
+            </w:r>
+          </w:p>
+        </w:tc>
+        <w:tc>
+          <w:tcPr>
+            <w:tcW w:type="dxa" w:w="1949"/>
+            <w:vAlign w:val="center"/>
+          </w:tcPr>
+          <w:p>
+            <w:pPr>
+              <w:spacing w:line="259" w:lineRule="auto" w:after="20"/>
+              <w:jc w:val="left"/>
+            </w:pPr>
+            <w:r>
+              <w:rPr>
+                <w:rFonts w:ascii="Microsoft YaHei" w:hAnsi="Microsoft YaHei" w:eastAsia="Microsoft YaHei"/>
+                <w:sz w:val="18"/>
+              </w:rPr>
+            </w:r>
+            <w:r>
+              <w:rPr>
+                <w:rFonts w:ascii="Microsoft YaHei" w:hAnsi="Microsoft YaHei" w:eastAsia="Microsoft YaHei"/>
+                <w:b w:val="0"/>
+                <w:sz w:val="18"/>
+              </w:rPr>
+              <w:t>D2-3 / D2-8</w:t>
+            </w:r>
+          </w:p>
+        </w:tc>
+      </w:tr>
+      <w:tr>
+        <w:tc>
+          <w:tcPr>
+            <w:tcW w:type="dxa" w:w="1949"/>
+            <w:vAlign w:val="center"/>
+          </w:tcPr>
+          <w:p>
+            <w:pPr>
+              <w:spacing w:line="259" w:lineRule="auto" w:after="20"/>
+              <w:jc w:val="left"/>
+            </w:pPr>
+            <w:r>
+              <w:rPr>
+                <w:rFonts w:ascii="Microsoft YaHei" w:hAnsi="Microsoft YaHei" w:eastAsia="Microsoft YaHei"/>
+                <w:sz w:val="18"/>
+              </w:rPr>
+            </w:r>
+            <w:r>
+              <w:rPr>
+                <w:rFonts w:ascii="Microsoft YaHei" w:hAnsi="Microsoft YaHei" w:eastAsia="Microsoft YaHei"/>
+                <w:b w:val="0"/>
+                <w:sz w:val="18"/>
+              </w:rPr>
+              <w:t>0002</w:t>
+            </w:r>
+          </w:p>
+        </w:tc>
+        <w:tc>
+          <w:tcPr>
+            <w:tcW w:type="dxa" w:w="1949"/>
+            <w:vAlign w:val="center"/>
+          </w:tcPr>
+          <w:p>
+            <w:pPr>
+              <w:spacing w:line="259" w:lineRule="auto" w:after="20"/>
+              <w:jc w:val="left"/>
+            </w:pPr>
+            <w:r>
+              <w:rPr>
+                <w:rFonts w:ascii="Microsoft YaHei" w:hAnsi="Microsoft YaHei" w:eastAsia="Microsoft YaHei"/>
+                <w:sz w:val="18"/>
+              </w:rPr>
+            </w:r>
+            <w:r>
+              <w:rPr>
+                <w:rFonts w:ascii="Microsoft YaHei" w:hAnsi="Microsoft YaHei" w:eastAsia="Microsoft YaHei"/>
+                <w:b w:val="0"/>
+                <w:sz w:val="18"/>
+              </w:rPr>
+              <w:t>按限界上下文确定微服务粒度</w:t>
+            </w:r>
+          </w:p>
+        </w:tc>
+        <w:tc>
+          <w:tcPr>
+            <w:tcW w:type="dxa" w:w="1949"/>
+            <w:vAlign w:val="center"/>
+          </w:tcPr>
+          <w:p>
+            <w:pPr>
+              <w:spacing w:line="259" w:lineRule="auto" w:after="20"/>
+              <w:jc w:val="left"/>
+            </w:pPr>
+            <w:r>
+              <w:rPr>
+                <w:rFonts w:ascii="Microsoft YaHei" w:hAnsi="Microsoft YaHei" w:eastAsia="Microsoft YaHei"/>
+                <w:sz w:val="18"/>
+              </w:rPr>
+            </w:r>
+            <w:r>
+              <w:rPr>
+                <w:rFonts w:ascii="Microsoft YaHei" w:hAnsi="Microsoft YaHei" w:eastAsia="Microsoft YaHei"/>
+                <w:b w:val="0"/>
+                <w:sz w:val="18"/>
+              </w:rPr>
+              <w:t>Accepted</w:t>
+            </w:r>
+          </w:p>
+        </w:tc>
+        <w:tc>
+          <w:tcPr>
+            <w:tcW w:type="dxa" w:w="1949"/>
+            <w:vAlign w:val="center"/>
+          </w:tcPr>
+          <w:p>
+            <w:pPr>
+              <w:spacing w:line="259" w:lineRule="auto" w:after="20"/>
+              <w:jc w:val="left"/>
+            </w:pPr>
+            <w:r>
+              <w:rPr>
+                <w:rFonts w:ascii="Microsoft YaHei" w:hAnsi="Microsoft YaHei" w:eastAsia="Microsoft YaHei"/>
+                <w:sz w:val="18"/>
+              </w:rPr>
+            </w:r>
+            <w:r>
+              <w:rPr>
+                <w:rFonts w:ascii="Microsoft YaHei" w:hAnsi="Microsoft YaHei" w:eastAsia="Microsoft YaHei"/>
+                <w:b w:val="0"/>
+                <w:sz w:val="18"/>
+              </w:rPr>
+              <w:t>服务边界、部署单元、团队职责</w:t>
+            </w:r>
+          </w:p>
+        </w:tc>
+        <w:tc>
+          <w:tcPr>
+            <w:tcW w:type="dxa" w:w="1949"/>
+            <w:vAlign w:val="center"/>
+          </w:tcPr>
+          <w:p>
+            <w:pPr>
+              <w:spacing w:line="259" w:lineRule="auto" w:after="20"/>
+              <w:jc w:val="left"/>
+            </w:pPr>
+            <w:r>
+              <w:rPr>
+                <w:rFonts w:ascii="Microsoft YaHei" w:hAnsi="Microsoft YaHei" w:eastAsia="Microsoft YaHei"/>
+                <w:sz w:val="18"/>
+              </w:rPr>
+            </w:r>
+            <w:r>
+              <w:rPr>
+                <w:rFonts w:ascii="Microsoft YaHei" w:hAnsi="Microsoft YaHei" w:eastAsia="Microsoft YaHei"/>
+                <w:b w:val="0"/>
+                <w:sz w:val="18"/>
+              </w:rPr>
+              <w:t>D2-2 / D2-4</w:t>
+            </w:r>
+          </w:p>
+        </w:tc>
+      </w:tr>
+      <w:tr>
+        <w:tc>
+          <w:tcPr>
+            <w:tcW w:type="dxa" w:w="1949"/>
+            <w:vAlign w:val="center"/>
+          </w:tcPr>
+          <w:p>
+            <w:pPr>
+              <w:spacing w:line="259" w:lineRule="auto" w:after="20"/>
+              <w:jc w:val="left"/>
+            </w:pPr>
+            <w:r>
+              <w:rPr>
+                <w:rFonts w:ascii="Microsoft YaHei" w:hAnsi="Microsoft YaHei" w:eastAsia="Microsoft YaHei"/>
+                <w:sz w:val="18"/>
+              </w:rPr>
+            </w:r>
+            <w:r>
+              <w:rPr>
+                <w:rFonts w:ascii="Microsoft YaHei" w:hAnsi="Microsoft YaHei" w:eastAsia="Microsoft YaHei"/>
+                <w:b w:val="0"/>
+                <w:sz w:val="18"/>
+              </w:rPr>
+              <w:t>0003</w:t>
+            </w:r>
+          </w:p>
+        </w:tc>
+        <w:tc>
+          <w:tcPr>
+            <w:tcW w:type="dxa" w:w="1949"/>
+            <w:vAlign w:val="center"/>
+          </w:tcPr>
+          <w:p>
+            <w:pPr>
+              <w:spacing w:line="259" w:lineRule="auto" w:after="20"/>
+              <w:jc w:val="left"/>
+            </w:pPr>
+            <w:r>
+              <w:rPr>
+                <w:rFonts w:ascii="Microsoft YaHei" w:hAnsi="Microsoft YaHei" w:eastAsia="Microsoft YaHei"/>
+                <w:sz w:val="18"/>
+              </w:rPr>
+            </w:r>
+            <w:r>
+              <w:rPr>
+                <w:rFonts w:ascii="Microsoft YaHei" w:hAnsi="Microsoft YaHei" w:eastAsia="Microsoft YaHei"/>
+                <w:b w:val="0"/>
+                <w:sz w:val="18"/>
+              </w:rPr>
+              <w:t>核心交易采用 PostgreSQL，读模型按需扩展</w:t>
+            </w:r>
+          </w:p>
+        </w:tc>
+        <w:tc>
+          <w:tcPr>
+            <w:tcW w:type="dxa" w:w="1949"/>
+            <w:vAlign w:val="center"/>
+          </w:tcPr>
+          <w:p>
+            <w:pPr>
+              <w:spacing w:line="259" w:lineRule="auto" w:after="20"/>
+              <w:jc w:val="left"/>
+            </w:pPr>
+            <w:r>
+              <w:rPr>
+                <w:rFonts w:ascii="Microsoft YaHei" w:hAnsi="Microsoft YaHei" w:eastAsia="Microsoft YaHei"/>
+                <w:sz w:val="18"/>
+              </w:rPr>
+            </w:r>
+            <w:r>
+              <w:rPr>
+                <w:rFonts w:ascii="Microsoft YaHei" w:hAnsi="Microsoft YaHei" w:eastAsia="Microsoft YaHei"/>
+                <w:b w:val="0"/>
+                <w:sz w:val="18"/>
+              </w:rPr>
+              <w:t>Accepted</w:t>
+            </w:r>
+          </w:p>
+        </w:tc>
+        <w:tc>
+          <w:tcPr>
+            <w:tcW w:type="dxa" w:w="1949"/>
+            <w:vAlign w:val="center"/>
+          </w:tcPr>
+          <w:p>
+            <w:pPr>
+              <w:spacing w:line="259" w:lineRule="auto" w:after="20"/>
+              <w:jc w:val="left"/>
+            </w:pPr>
+            <w:r>
+              <w:rPr>
+                <w:rFonts w:ascii="Microsoft YaHei" w:hAnsi="Microsoft YaHei" w:eastAsia="Microsoft YaHei"/>
+                <w:sz w:val="18"/>
+              </w:rPr>
+            </w:r>
+            <w:r>
+              <w:rPr>
+                <w:rFonts w:ascii="Microsoft YaHei" w:hAnsi="Microsoft YaHei" w:eastAsia="Microsoft YaHei"/>
+                <w:b w:val="0"/>
+                <w:sz w:val="18"/>
+              </w:rPr>
+              <w:t>数据库、索引、读模型、归档</w:t>
+            </w:r>
+          </w:p>
+        </w:tc>
+        <w:tc>
+          <w:tcPr>
+            <w:tcW w:type="dxa" w:w="1949"/>
+            <w:vAlign w:val="center"/>
+          </w:tcPr>
+          <w:p>
+            <w:pPr>
+              <w:spacing w:line="259" w:lineRule="auto" w:after="20"/>
+              <w:jc w:val="left"/>
+            </w:pPr>
+            <w:r>
+              <w:rPr>
+                <w:rFonts w:ascii="Microsoft YaHei" w:hAnsi="Microsoft YaHei" w:eastAsia="Microsoft YaHei"/>
+                <w:sz w:val="18"/>
+              </w:rPr>
+            </w:r>
+            <w:r>
+              <w:rPr>
+                <w:rFonts w:ascii="Microsoft YaHei" w:hAnsi="Microsoft YaHei" w:eastAsia="Microsoft YaHei"/>
+                <w:b w:val="0"/>
+                <w:sz w:val="18"/>
+              </w:rPr>
+              <w:t>D2-6</w:t>
+            </w:r>
+          </w:p>
+        </w:tc>
+      </w:tr>
+      <w:tr>
+        <w:tc>
+          <w:tcPr>
+            <w:tcW w:type="dxa" w:w="1949"/>
+            <w:vAlign w:val="center"/>
+          </w:tcPr>
+          <w:p>
+            <w:pPr>
+              <w:spacing w:line="259" w:lineRule="auto" w:after="20"/>
+              <w:jc w:val="left"/>
+            </w:pPr>
+            <w:r>
+              <w:rPr>
+                <w:rFonts w:ascii="Microsoft YaHei" w:hAnsi="Microsoft YaHei" w:eastAsia="Microsoft YaHei"/>
+                <w:sz w:val="18"/>
+              </w:rPr>
+            </w:r>
+            <w:r>
+              <w:rPr>
+                <w:rFonts w:ascii="Microsoft YaHei" w:hAnsi="Microsoft YaHei" w:eastAsia="Microsoft YaHei"/>
+                <w:b w:val="0"/>
+                <w:sz w:val="18"/>
+              </w:rPr>
+              <w:t>0004</w:t>
+            </w:r>
+          </w:p>
+        </w:tc>
+        <w:tc>
+          <w:tcPr>
+            <w:tcW w:type="dxa" w:w="1949"/>
+            <w:vAlign w:val="center"/>
+          </w:tcPr>
+          <w:p>
+            <w:pPr>
+              <w:spacing w:line="259" w:lineRule="auto" w:after="20"/>
+              <w:jc w:val="left"/>
+            </w:pPr>
+            <w:r>
+              <w:rPr>
+                <w:rFonts w:ascii="Microsoft YaHei" w:hAnsi="Microsoft YaHei" w:eastAsia="Microsoft YaHei"/>
+                <w:sz w:val="18"/>
+              </w:rPr>
+            </w:r>
+            <w:r>
+              <w:rPr>
+                <w:rFonts w:ascii="Microsoft YaHei" w:hAnsi="Microsoft YaHei" w:eastAsia="Microsoft YaHei"/>
+                <w:b w:val="0"/>
+                <w:sz w:val="18"/>
+              </w:rPr>
+              <w:t>采用 Kafka 风格事件流，课程实现可用轻量队列替代</w:t>
+            </w:r>
+          </w:p>
+        </w:tc>
+        <w:tc>
+          <w:tcPr>
+            <w:tcW w:type="dxa" w:w="1949"/>
+            <w:vAlign w:val="center"/>
+          </w:tcPr>
+          <w:p>
+            <w:pPr>
+              <w:spacing w:line="259" w:lineRule="auto" w:after="20"/>
+              <w:jc w:val="left"/>
+            </w:pPr>
+            <w:r>
+              <w:rPr>
+                <w:rFonts w:ascii="Microsoft YaHei" w:hAnsi="Microsoft YaHei" w:eastAsia="Microsoft YaHei"/>
+                <w:sz w:val="18"/>
+              </w:rPr>
+            </w:r>
+            <w:r>
+              <w:rPr>
+                <w:rFonts w:ascii="Microsoft YaHei" w:hAnsi="Microsoft YaHei" w:eastAsia="Microsoft YaHei"/>
+                <w:b w:val="0"/>
+                <w:sz w:val="18"/>
+              </w:rPr>
+              <w:t>Accepted</w:t>
+            </w:r>
+          </w:p>
+        </w:tc>
+        <w:tc>
+          <w:tcPr>
+            <w:tcW w:type="dxa" w:w="1949"/>
+            <w:vAlign w:val="center"/>
+          </w:tcPr>
+          <w:p>
+            <w:pPr>
+              <w:spacing w:line="259" w:lineRule="auto" w:after="20"/>
+              <w:jc w:val="left"/>
+            </w:pPr>
+            <w:r>
+              <w:rPr>
+                <w:rFonts w:ascii="Microsoft YaHei" w:hAnsi="Microsoft YaHei" w:eastAsia="Microsoft YaHei"/>
+                <w:sz w:val="18"/>
+              </w:rPr>
+            </w:r>
+            <w:r>
+              <w:rPr>
+                <w:rFonts w:ascii="Microsoft YaHei" w:hAnsi="Microsoft YaHei" w:eastAsia="Microsoft YaHei"/>
+                <w:b w:val="0"/>
+                <w:sz w:val="18"/>
+              </w:rPr>
+              <w:t>异步通知、运营看板、推荐更新</w:t>
+            </w:r>
+          </w:p>
+        </w:tc>
+        <w:tc>
+          <w:tcPr>
+            <w:tcW w:type="dxa" w:w="1949"/>
+            <w:vAlign w:val="center"/>
+          </w:tcPr>
+          <w:p>
+            <w:pPr>
+              <w:spacing w:line="259" w:lineRule="auto" w:after="20"/>
+              <w:jc w:val="left"/>
+            </w:pPr>
+            <w:r>
+              <w:rPr>
+                <w:rFonts w:ascii="Microsoft YaHei" w:hAnsi="Microsoft YaHei" w:eastAsia="Microsoft YaHei"/>
+                <w:sz w:val="18"/>
+              </w:rPr>
+            </w:r>
+            <w:r>
+              <w:rPr>
+                <w:rFonts w:ascii="Microsoft YaHei" w:hAnsi="Microsoft YaHei" w:eastAsia="Microsoft YaHei"/>
+                <w:b w:val="0"/>
+                <w:sz w:val="18"/>
+              </w:rPr>
+              <w:t>D2-2 / D2-8</w:t>
+            </w:r>
+          </w:p>
+        </w:tc>
+      </w:tr>
+      <w:tr>
+        <w:tc>
+          <w:tcPr>
+            <w:tcW w:type="dxa" w:w="1949"/>
+            <w:vAlign w:val="center"/>
+          </w:tcPr>
+          <w:p>
+            <w:pPr>
+              <w:spacing w:line="259" w:lineRule="auto" w:after="20"/>
+              <w:jc w:val="left"/>
+            </w:pPr>
+            <w:r>
+              <w:rPr>
+                <w:rFonts w:ascii="Microsoft YaHei" w:hAnsi="Microsoft YaHei" w:eastAsia="Microsoft YaHei"/>
+                <w:sz w:val="18"/>
+              </w:rPr>
+            </w:r>
+            <w:r>
+              <w:rPr>
+                <w:rFonts w:ascii="Microsoft YaHei" w:hAnsi="Microsoft YaHei" w:eastAsia="Microsoft YaHei"/>
+                <w:b w:val="0"/>
+                <w:sz w:val="18"/>
+              </w:rPr>
+              <w:t>0005</w:t>
+            </w:r>
+          </w:p>
+        </w:tc>
+        <w:tc>
+          <w:tcPr>
+            <w:tcW w:type="dxa" w:w="1949"/>
+            <w:vAlign w:val="center"/>
+          </w:tcPr>
+          <w:p>
+            <w:pPr>
+              <w:spacing w:line="259" w:lineRule="auto" w:after="20"/>
+              <w:jc w:val="left"/>
+            </w:pPr>
+            <w:r>
+              <w:rPr>
+                <w:rFonts w:ascii="Microsoft YaHei" w:hAnsi="Microsoft YaHei" w:eastAsia="Microsoft YaHei"/>
+                <w:sz w:val="18"/>
+              </w:rPr>
+            </w:r>
+            <w:r>
+              <w:rPr>
+                <w:rFonts w:ascii="Microsoft YaHei" w:hAnsi="Microsoft YaHei" w:eastAsia="Microsoft YaHei"/>
+                <w:b w:val="0"/>
+                <w:sz w:val="18"/>
+              </w:rPr>
+              <w:t>外部与服务间主接口采用 REST，聚合查询由读模型承担</w:t>
+            </w:r>
+          </w:p>
+        </w:tc>
+        <w:tc>
+          <w:tcPr>
+            <w:tcW w:type="dxa" w:w="1949"/>
+            <w:vAlign w:val="center"/>
+          </w:tcPr>
+          <w:p>
+            <w:pPr>
+              <w:spacing w:line="259" w:lineRule="auto" w:after="20"/>
+              <w:jc w:val="left"/>
+            </w:pPr>
+            <w:r>
+              <w:rPr>
+                <w:rFonts w:ascii="Microsoft YaHei" w:hAnsi="Microsoft YaHei" w:eastAsia="Microsoft YaHei"/>
+                <w:sz w:val="18"/>
+              </w:rPr>
+            </w:r>
+            <w:r>
+              <w:rPr>
+                <w:rFonts w:ascii="Microsoft YaHei" w:hAnsi="Microsoft YaHei" w:eastAsia="Microsoft YaHei"/>
+                <w:b w:val="0"/>
+                <w:sz w:val="18"/>
+              </w:rPr>
+              <w:t>Accepted</w:t>
+            </w:r>
+          </w:p>
+        </w:tc>
+        <w:tc>
+          <w:tcPr>
+            <w:tcW w:type="dxa" w:w="1949"/>
+            <w:vAlign w:val="center"/>
+          </w:tcPr>
+          <w:p>
+            <w:pPr>
+              <w:spacing w:line="259" w:lineRule="auto" w:after="20"/>
+              <w:jc w:val="left"/>
+            </w:pPr>
+            <w:r>
+              <w:rPr>
+                <w:rFonts w:ascii="Microsoft YaHei" w:hAnsi="Microsoft YaHei" w:eastAsia="Microsoft YaHei"/>
+                <w:sz w:val="18"/>
+              </w:rPr>
+            </w:r>
+            <w:r>
+              <w:rPr>
+                <w:rFonts w:ascii="Microsoft YaHei" w:hAnsi="Microsoft YaHei" w:eastAsia="Microsoft YaHei"/>
+                <w:b w:val="0"/>
+                <w:sz w:val="18"/>
+              </w:rPr>
+              <w:t>API 风格、OpenAPI、错误响应</w:t>
+            </w:r>
+          </w:p>
+        </w:tc>
+        <w:tc>
+          <w:tcPr>
+            <w:tcW w:type="dxa" w:w="1949"/>
+            <w:vAlign w:val="center"/>
+          </w:tcPr>
+          <w:p>
+            <w:pPr>
+              <w:spacing w:line="259" w:lineRule="auto" w:after="20"/>
+              <w:jc w:val="left"/>
+            </w:pPr>
+            <w:r>
+              <w:rPr>
+                <w:rFonts w:ascii="Microsoft YaHei" w:hAnsi="Microsoft YaHei" w:eastAsia="Microsoft YaHei"/>
+                <w:sz w:val="18"/>
+              </w:rPr>
+            </w:r>
+            <w:r>
+              <w:rPr>
+                <w:rFonts w:ascii="Microsoft YaHei" w:hAnsi="Microsoft YaHei" w:eastAsia="Microsoft YaHei"/>
+                <w:b w:val="0"/>
+                <w:sz w:val="18"/>
+              </w:rPr>
+              <w:t>D2-5</w:t>
+            </w:r>
+          </w:p>
+        </w:tc>
+      </w:tr>
+      <w:tr>
+        <w:tc>
+          <w:tcPr>
+            <w:tcW w:type="dxa" w:w="1949"/>
+            <w:vAlign w:val="center"/>
+          </w:tcPr>
+          <w:p>
+            <w:pPr>
+              <w:spacing w:line="259" w:lineRule="auto" w:after="20"/>
+              <w:jc w:val="left"/>
+            </w:pPr>
+            <w:r>
+              <w:rPr>
+                <w:rFonts w:ascii="Microsoft YaHei" w:hAnsi="Microsoft YaHei" w:eastAsia="Microsoft YaHei"/>
+                <w:sz w:val="18"/>
+              </w:rPr>
+            </w:r>
+            <w:r>
+              <w:rPr>
+                <w:rFonts w:ascii="Microsoft YaHei" w:hAnsi="Microsoft YaHei" w:eastAsia="Microsoft YaHei"/>
+                <w:b w:val="0"/>
+                <w:sz w:val="18"/>
+              </w:rPr>
+              <w:t>0006</w:t>
+            </w:r>
+          </w:p>
+        </w:tc>
+        <w:tc>
+          <w:tcPr>
+            <w:tcW w:type="dxa" w:w="1949"/>
+            <w:vAlign w:val="center"/>
+          </w:tcPr>
+          <w:p>
+            <w:pPr>
+              <w:spacing w:line="259" w:lineRule="auto" w:after="20"/>
+              <w:jc w:val="left"/>
+            </w:pPr>
+            <w:r>
+              <w:rPr>
+                <w:rFonts w:ascii="Microsoft YaHei" w:hAnsi="Microsoft YaHei" w:eastAsia="Microsoft YaHei"/>
+                <w:sz w:val="18"/>
+              </w:rPr>
+            </w:r>
+            <w:r>
+              <w:rPr>
+                <w:rFonts w:ascii="Microsoft YaHei" w:hAnsi="Microsoft YaHei" w:eastAsia="Microsoft YaHei"/>
+                <w:b w:val="0"/>
+                <w:sz w:val="18"/>
+              </w:rPr>
+              <w:t>采用 OIDC、JWT 和 RBAC+ABAC 授权</w:t>
+            </w:r>
+          </w:p>
+        </w:tc>
+        <w:tc>
+          <w:tcPr>
+            <w:tcW w:type="dxa" w:w="1949"/>
+            <w:vAlign w:val="center"/>
+          </w:tcPr>
+          <w:p>
+            <w:pPr>
+              <w:spacing w:line="259" w:lineRule="auto" w:after="20"/>
+              <w:jc w:val="left"/>
+            </w:pPr>
+            <w:r>
+              <w:rPr>
+                <w:rFonts w:ascii="Microsoft YaHei" w:hAnsi="Microsoft YaHei" w:eastAsia="Microsoft YaHei"/>
+                <w:sz w:val="18"/>
+              </w:rPr>
+            </w:r>
+            <w:r>
+              <w:rPr>
+                <w:rFonts w:ascii="Microsoft YaHei" w:hAnsi="Microsoft YaHei" w:eastAsia="Microsoft YaHei"/>
+                <w:b w:val="0"/>
+                <w:sz w:val="18"/>
+              </w:rPr>
+              <w:t>Accepted</w:t>
+            </w:r>
+          </w:p>
+        </w:tc>
+        <w:tc>
+          <w:tcPr>
+            <w:tcW w:type="dxa" w:w="1949"/>
+            <w:vAlign w:val="center"/>
+          </w:tcPr>
+          <w:p>
+            <w:pPr>
+              <w:spacing w:line="259" w:lineRule="auto" w:after="20"/>
+              <w:jc w:val="left"/>
+            </w:pPr>
+            <w:r>
+              <w:rPr>
+                <w:rFonts w:ascii="Microsoft YaHei" w:hAnsi="Microsoft YaHei" w:eastAsia="Microsoft YaHei"/>
+                <w:sz w:val="18"/>
+              </w:rPr>
+            </w:r>
+            <w:r>
+              <w:rPr>
+                <w:rFonts w:ascii="Microsoft YaHei" w:hAnsi="Microsoft YaHei" w:eastAsia="Microsoft YaHei"/>
+                <w:b w:val="0"/>
+                <w:sz w:val="18"/>
+              </w:rPr>
+              <w:t>身份认证、门店隔离、敏感字段访问</w:t>
+            </w:r>
+          </w:p>
+        </w:tc>
+        <w:tc>
+          <w:tcPr>
+            <w:tcW w:type="dxa" w:w="1949"/>
+            <w:vAlign w:val="center"/>
+          </w:tcPr>
+          <w:p>
+            <w:pPr>
+              <w:spacing w:line="259" w:lineRule="auto" w:after="20"/>
+              <w:jc w:val="left"/>
+            </w:pPr>
+            <w:r>
+              <w:rPr>
+                <w:rFonts w:ascii="Microsoft YaHei" w:hAnsi="Microsoft YaHei" w:eastAsia="Microsoft YaHei"/>
+                <w:sz w:val="18"/>
+              </w:rPr>
+            </w:r>
+            <w:r>
+              <w:rPr>
+                <w:rFonts w:ascii="Microsoft YaHei" w:hAnsi="Microsoft YaHei" w:eastAsia="Microsoft YaHei"/>
+                <w:b w:val="0"/>
+                <w:sz w:val="18"/>
+              </w:rPr>
+              <w:t>D2-5 / D2-6</w:t>
+            </w:r>
+          </w:p>
+        </w:tc>
+      </w:tr>
+      <w:tr>
+        <w:tc>
+          <w:tcPr>
+            <w:tcW w:type="dxa" w:w="1949"/>
+            <w:vAlign w:val="center"/>
+          </w:tcPr>
+          <w:p>
+            <w:pPr>
+              <w:spacing w:line="259" w:lineRule="auto" w:after="20"/>
+              <w:jc w:val="left"/>
+            </w:pPr>
+            <w:r>
+              <w:rPr>
+                <w:rFonts w:ascii="Microsoft YaHei" w:hAnsi="Microsoft YaHei" w:eastAsia="Microsoft YaHei"/>
+                <w:sz w:val="18"/>
+              </w:rPr>
+            </w:r>
+            <w:r>
+              <w:rPr>
+                <w:rFonts w:ascii="Microsoft YaHei" w:hAnsi="Microsoft YaHei" w:eastAsia="Microsoft YaHei"/>
+                <w:b w:val="0"/>
+                <w:sz w:val="18"/>
+              </w:rPr>
+              <w:t>0007</w:t>
+            </w:r>
+          </w:p>
+        </w:tc>
+        <w:tc>
+          <w:tcPr>
+            <w:tcW w:type="dxa" w:w="1949"/>
+            <w:vAlign w:val="center"/>
+          </w:tcPr>
+          <w:p>
+            <w:pPr>
+              <w:spacing w:line="259" w:lineRule="auto" w:after="20"/>
+              <w:jc w:val="left"/>
+            </w:pPr>
+            <w:r>
+              <w:rPr>
+                <w:rFonts w:ascii="Microsoft YaHei" w:hAnsi="Microsoft YaHei" w:eastAsia="Microsoft YaHei"/>
+                <w:sz w:val="18"/>
+              </w:rPr>
+            </w:r>
+            <w:r>
+              <w:rPr>
+                <w:rFonts w:ascii="Microsoft YaHei" w:hAnsi="Microsoft YaHei" w:eastAsia="Microsoft YaHei"/>
+                <w:b w:val="0"/>
+                <w:sz w:val="18"/>
+              </w:rPr>
+              <w:t>默认数据本地化，跨境仅传脱敏聚合特征</w:t>
+            </w:r>
+          </w:p>
+        </w:tc>
+        <w:tc>
+          <w:tcPr>
+            <w:tcW w:type="dxa" w:w="1949"/>
+            <w:vAlign w:val="center"/>
+          </w:tcPr>
+          <w:p>
+            <w:pPr>
+              <w:spacing w:line="259" w:lineRule="auto" w:after="20"/>
+              <w:jc w:val="left"/>
+            </w:pPr>
+            <w:r>
+              <w:rPr>
+                <w:rFonts w:ascii="Microsoft YaHei" w:hAnsi="Microsoft YaHei" w:eastAsia="Microsoft YaHei"/>
+                <w:sz w:val="18"/>
+              </w:rPr>
+            </w:r>
+            <w:r>
+              <w:rPr>
+                <w:rFonts w:ascii="Microsoft YaHei" w:hAnsi="Microsoft YaHei" w:eastAsia="Microsoft YaHei"/>
+                <w:b w:val="0"/>
+                <w:sz w:val="18"/>
+              </w:rPr>
+              <w:t>Accepted</w:t>
+            </w:r>
+          </w:p>
+        </w:tc>
+        <w:tc>
+          <w:tcPr>
+            <w:tcW w:type="dxa" w:w="1949"/>
+            <w:vAlign w:val="center"/>
+          </w:tcPr>
+          <w:p>
+            <w:pPr>
+              <w:spacing w:line="259" w:lineRule="auto" w:after="20"/>
+              <w:jc w:val="left"/>
+            </w:pPr>
+            <w:r>
+              <w:rPr>
+                <w:rFonts w:ascii="Microsoft YaHei" w:hAnsi="Microsoft YaHei" w:eastAsia="Microsoft YaHei"/>
+                <w:sz w:val="18"/>
+              </w:rPr>
+            </w:r>
+            <w:r>
+              <w:rPr>
+                <w:rFonts w:ascii="Microsoft YaHei" w:hAnsi="Microsoft YaHei" w:eastAsia="Microsoft YaHei"/>
+                <w:b w:val="0"/>
+                <w:sz w:val="18"/>
+              </w:rPr>
+              <w:t>隐私授权、推荐、跨境合规</w:t>
+            </w:r>
+          </w:p>
+        </w:tc>
+        <w:tc>
+          <w:tcPr>
+            <w:tcW w:type="dxa" w:w="1949"/>
+            <w:vAlign w:val="center"/>
+          </w:tcPr>
+          <w:p>
+            <w:pPr>
+              <w:spacing w:line="259" w:lineRule="auto" w:after="20"/>
+              <w:jc w:val="left"/>
+            </w:pPr>
+            <w:r>
+              <w:rPr>
+                <w:rFonts w:ascii="Microsoft YaHei" w:hAnsi="Microsoft YaHei" w:eastAsia="Microsoft YaHei"/>
+                <w:sz w:val="18"/>
+              </w:rPr>
+            </w:r>
+            <w:r>
+              <w:rPr>
+                <w:rFonts w:ascii="Microsoft YaHei" w:hAnsi="Microsoft YaHei" w:eastAsia="Microsoft YaHei"/>
+                <w:b w:val="0"/>
+                <w:sz w:val="18"/>
+              </w:rPr>
+              <w:t>D2-6 / D2-8</w:t>
+            </w:r>
+          </w:p>
+        </w:tc>
+      </w:tr>
+    </w:tbl>
+    <w:p>
+      <w:pPr>
+        <w:spacing w:line="269" w:lineRule="auto" w:after="60"/>
+      </w:pPr>
     </w:p>
     <w:tbl>
       <w:tblPr>
@@ -451,129 +1558,9 @@
         <w:gridCol w:w="9746"/>
       </w:tblGrid>
       <w:tr>
-        <w:tc>
-          <w:tcPr>
-            <w:tcW w:type="dxa" w:w="9746"/>
-            <w:shd w:val="clear" w:color="auto" w:fill="2B2B2B"/>
-            <w:tcBorders>
-              <w:top w:val="single" w:sz="4" w:space="0" w:color="2B2B2B"/>
-              <w:left w:val="single" w:sz="4" w:space="0" w:color="2B2B2B"/>
-              <w:bottom w:val="single" w:sz="4" w:space="0" w:color="2B2B2B"/>
-              <w:right w:val="single" w:sz="4" w:space="0" w:color="2B2B2B"/>
-            </w:tcBorders>
-          </w:tcPr>
-          <w:p>
-            <w:pPr>
-              <w:spacing w:after="0" w:line="288" w:lineRule="auto"/>
-            </w:pPr>
-            <w:r>
-              <w:rPr>
-                <w:rFonts w:ascii="Consolas" w:hAnsi="Consolas" w:eastAsia="Consolas"/>
-                <w:b w:val="0"/>
-                <w:color w:val="F0F0F0"/>
-                <w:sz w:val="19"/>
-              </w:rPr>
-              <w:t>Title  : ADR 标题</w:t>
-            </w:r>
-          </w:p>
-          <w:p>
-            <w:pPr>
-              <w:spacing w:after="0" w:line="288" w:lineRule="auto"/>
-            </w:pPr>
-            <w:r>
-              <w:rPr>
-                <w:rFonts w:ascii="Consolas" w:hAnsi="Consolas" w:eastAsia="Consolas"/>
-                <w:b w:val="0"/>
-                <w:color w:val="F0F0F0"/>
-                <w:sz w:val="19"/>
-              </w:rPr>
-              <w:t>Status : Proposed / Accepted / Deprecated / Superseded</w:t>
-            </w:r>
-          </w:p>
-          <w:p>
-            <w:pPr>
-              <w:spacing w:after="0" w:line="288" w:lineRule="auto"/>
-            </w:pPr>
-            <w:r>
-              <w:rPr>
-                <w:rFonts w:ascii="Consolas" w:hAnsi="Consolas" w:eastAsia="Consolas"/>
-                <w:b w:val="0"/>
-                <w:color w:val="F0F0F0"/>
-                <w:sz w:val="19"/>
-              </w:rPr>
-              <w:t>Context: 背景、问题、约束</w:t>
-            </w:r>
-          </w:p>
-          <w:p>
-            <w:pPr>
-              <w:spacing w:after="0" w:line="288" w:lineRule="auto"/>
-            </w:pPr>
-            <w:r>
-              <w:rPr>
-                <w:rFonts w:ascii="Consolas" w:hAnsi="Consolas" w:eastAsia="Consolas"/>
-                <w:b w:val="0"/>
-                <w:color w:val="F0F0F0"/>
-                <w:sz w:val="19"/>
-              </w:rPr>
-              <w:t>Decision: 决策结论</w:t>
-            </w:r>
-          </w:p>
-          <w:p>
-            <w:pPr>
-              <w:spacing w:after="0" w:line="288" w:lineRule="auto"/>
-            </w:pPr>
-            <w:r>
-              <w:rPr>
-                <w:rFonts w:ascii="Consolas" w:hAnsi="Consolas" w:eastAsia="Consolas"/>
-                <w:b w:val="0"/>
-                <w:color w:val="F0F0F0"/>
-                <w:sz w:val="19"/>
-              </w:rPr>
-              <w:t>Consequences: 正/负/中性影响</w:t>
-            </w:r>
-          </w:p>
-          <w:p>
-            <w:pPr>
-              <w:spacing w:after="0" w:line="288" w:lineRule="auto"/>
-            </w:pPr>
-            <w:r>
-              <w:rPr>
-                <w:rFonts w:ascii="Consolas" w:hAnsi="Consolas" w:eastAsia="Consolas"/>
-                <w:b w:val="0"/>
-                <w:color w:val="F0F0F0"/>
-                <w:sz w:val="19"/>
-              </w:rPr>
-              <w:t>Alternatives Considered: 替代方案与放弃理由</w:t>
-            </w:r>
-          </w:p>
-          <w:p>
-            <w:pPr>
-              <w:spacing w:after="0" w:line="288" w:lineRule="auto"/>
-            </w:pPr>
-            <w:r>
-              <w:rPr>
-                <w:rFonts w:ascii="Consolas" w:hAnsi="Consolas" w:eastAsia="Consolas"/>
-                <w:b w:val="0"/>
-                <w:color w:val="F0F0F0"/>
-                <w:sz w:val="19"/>
-              </w:rPr>
-              <w:t>References: 参考资料 / 相关 ADR</w:t>
-            </w:r>
-          </w:p>
-        </w:tc>
-      </w:tr>
-    </w:tbl>
-    <w:p/>
-    <w:tbl>
-      <w:tblPr>
-        <w:tblW w:type="auto" w:w="0"/>
-        <w:jc w:val="center"/>
-        <w:tblLook w:firstColumn="1" w:firstRow="1" w:lastColumn="0" w:lastRow="0" w:noHBand="0" w:noVBand="1" w:val="04A0"/>
-      </w:tblPr>
-      <w:tblGrid>
-        <w:gridCol w:w="9746"/>
-      </w:tblGrid>
-      <w:tr>
+        <w:trPr>
+          <w:tblHeader w:val="true"/>
+        </w:trPr>
         <w:tc>
           <w:tcPr>
             <w:tcW w:type="dxa" w:w="9746"/>
@@ -584,48 +1571,45 @@
               <w:bottom w:val="single" w:sz="8" w:space="0" w:color="E8A52B"/>
               <w:right w:val="single" w:sz="8" w:space="0" w:color="E8A52B"/>
             </w:tcBorders>
+            <w:vAlign w:val="center"/>
           </w:tcPr>
           <w:p>
             <w:pPr>
-              <w:spacing w:after="40"/>
+              <w:spacing w:line="259" w:lineRule="auto" w:after="20"/>
             </w:pPr>
             <w:r>
               <w:rPr>
                 <w:rFonts w:ascii="Microsoft YaHei" w:hAnsi="Microsoft YaHei" w:eastAsia="Microsoft YaHei"/>
-                <w:b/>
-                <w:color w:val="C98B21"/>
-                <w:sz w:val="21"/>
+                <w:sz w:val="18"/>
               </w:rPr>
-              <w:t xml:space="preserve">📌 写作要点 </w:t>
+              <w:t>写作要点：ADR 保留决策背景和取舍，不替代 C4、OpenAPI 或数据字典；读者应能通过 Status 与 Decision 快速判断当前该怎么做。</w:t>
             </w:r>
           </w:p>
           <w:p>
             <w:pPr>
-              <w:spacing w:after="40" w:line="336" w:lineRule="auto"/>
+              <w:spacing w:line="259" w:lineRule="auto" w:after="20"/>
+              <w:jc w:val="center"/>
             </w:pPr>
             <w:r>
               <w:rPr>
                 <w:rFonts w:ascii="Microsoft YaHei" w:hAnsi="Microsoft YaHei" w:eastAsia="Microsoft YaHei"/>
-                <w:b w:val="0"/>
-                <w:color w:val="2B2B2B"/>
-                <w:sz w:val="20"/>
+                <w:sz w:val="18"/>
               </w:rPr>
-              <w:t>一份好的 ADR 不超过 1 页 A4。读者只需看 Status 和 Decision 两节就能知道"现在该怎么做"。</w:t>
+              <w:t>图2-6 ADR 与架构决策闭环</w:t>
             </w:r>
           </w:p>
           <w:p>
             <w:pPr>
-              <w:spacing w:before="0" w:after="0"/>
-            </w:pPr>
-          </w:p>
-          <w:p>
-            <w:pPr>
-              <w:jc w:val="center"/>
+              <w:spacing w:line="259" w:lineRule="auto" w:after="20"/>
             </w:pPr>
             <w:r>
+              <w:rPr>
+                <w:rFonts w:ascii="Microsoft YaHei" w:hAnsi="Microsoft YaHei" w:eastAsia="Microsoft YaHei"/>
+                <w:sz w:val="18"/>
+              </w:rPr>
               <w:drawing>
                 <wp:inline xmlns:a="http://schemas.openxmlformats.org/drawingml/2006/main" xmlns:pic="http://schemas.openxmlformats.org/drawingml/2006/picture">
-                  <wp:extent cx="4983480" cy="2958941"/>
+                  <wp:extent cx="5852160" cy="3474720"/>
                   <wp:docPr id="1" name="Picture 1"/>
                   <wp:cNvGraphicFramePr>
                     <a:graphicFrameLocks noChangeAspect="1"/>
@@ -638,7 +1622,7 @@
                           <pic:cNvPicPr/>
                         </pic:nvPicPr>
                         <pic:blipFill>
-                          <a:blip r:embed="rId9"/>
+                          <a:blip r:embed="rId11"/>
                           <a:stretch>
                             <a:fillRect/>
                           </a:stretch>
@@ -646,7 +1630,7 @@
                         <pic:spPr>
                           <a:xfrm>
                             <a:off x="0" y="0"/>
-                            <a:ext cx="4983480" cy="2958941"/>
+                            <a:ext cx="5852160" cy="3474720"/>
                           </a:xfrm>
                           <a:prstGeom prst="rect"/>
                         </pic:spPr>
@@ -657,18 +1641,14 @@
               </w:drawing>
             </w:r>
           </w:p>
-          <w:p>
-            <w:pPr>
-              <w:jc w:val="center"/>
-            </w:pPr>
-            <w:r>
-              <w:t>图2-6 ADR 与架构决策闭环</w:t>
-            </w:r>
-          </w:p>
         </w:tc>
       </w:tr>
     </w:tbl>
-    <w:p/>
+    <w:p>
+      <w:pPr>
+        <w:spacing w:line="269" w:lineRule="auto" w:after="60"/>
+      </w:pPr>
+    </w:p>
     <w:sectPr>
       <w:pgSz w:w="12240" w:h="15840"/>
       <w:pgMar w:top="1134" w:right="1247" w:bottom="1134" w:left="1247" w:header="720" w:footer="720" w:gutter="0"/>

--- a/实验二_软件架构设计与微服务拆分/D2-7_架构决策记录ADR集/README.docx
+++ b/实验二_软件架构设计与微服务拆分/D2-7_架构决策记录ADR集/README.docx
@@ -336,6 +336,7 @@
       <w:r>
         <w:rPr>
           <w:rFonts w:ascii="Microsoft YaHei" w:hAnsi="Microsoft YaHei" w:eastAsia="Microsoft YaHei"/>
+          <w:b w:val="0"/>
           <w:sz w:val="21"/>
         </w:rPr>
         <w:br w:type="page"/>
@@ -486,22 +487,41 @@
           <w:p>
             <w:pPr>
               <w:spacing w:line="259" w:lineRule="auto" w:after="20"/>
-              <w:jc w:val="left"/>
             </w:pPr>
             <w:r>
               <w:rPr>
                 <w:rFonts w:ascii="Microsoft YaHei" w:hAnsi="Microsoft YaHei" w:eastAsia="Microsoft YaHei"/>
-                <w:sz w:val="18"/>
+                <w:b w:val="0"/>
+                <w:sz w:val="19"/>
               </w:rPr>
             </w:r>
             <w:r>
               <w:rPr>
                 <w:rFonts w:ascii="Microsoft YaHei" w:hAnsi="Microsoft YaHei" w:eastAsia="Microsoft YaHei"/>
-                <w:b/>
-                <w:color w:val="096841"/>
-                <w:sz w:val="18"/>
+                <w:b w:val="0"/>
+                <w:sz w:val="19"/>
               </w:rPr>
-              <w:t>编号</w:t>
+              <w:t>文档说明</w:t>
+            </w:r>
+          </w:p>
+          <w:p>
+            <w:pPr>
+              <w:spacing w:line="259" w:lineRule="auto" w:after="20"/>
+            </w:pPr>
+            <w:r>
+              <w:rPr>
+                <w:rFonts w:ascii="Microsoft YaHei" w:hAnsi="Microsoft YaHei" w:eastAsia="Microsoft YaHei"/>
+                <w:b w:val="0"/>
+                <w:sz w:val="19"/>
+              </w:rPr>
+            </w:r>
+            <w:r>
+              <w:rPr>
+                <w:rFonts w:ascii="Microsoft YaHei" w:hAnsi="Microsoft YaHei" w:eastAsia="Microsoft YaHei"/>
+                <w:b w:val="0"/>
+                <w:sz w:val="19"/>
+              </w:rPr>
+              <w:t>本目录用于集中管理实验二所有关键架构决策。ADR 与 C4、OpenAPI、数据字典、路线图互相引用，用于说明架构结果背后的原因、取舍和后续复盘触发条件。</w:t>
             </w:r>
           </w:p>
         </w:tc>
@@ -519,6 +539,7 @@
             <w:r>
               <w:rPr>
                 <w:rFonts w:ascii="Microsoft YaHei" w:hAnsi="Microsoft YaHei" w:eastAsia="Microsoft YaHei"/>
+                <w:b w:val="0"/>
                 <w:sz w:val="18"/>
               </w:rPr>
             </w:r>
@@ -547,6 +568,7 @@
             <w:r>
               <w:rPr>
                 <w:rFonts w:ascii="Microsoft YaHei" w:hAnsi="Microsoft YaHei" w:eastAsia="Microsoft YaHei"/>
+                <w:b w:val="0"/>
                 <w:sz w:val="18"/>
               </w:rPr>
             </w:r>
@@ -575,6 +597,7 @@
             <w:r>
               <w:rPr>
                 <w:rFonts w:ascii="Microsoft YaHei" w:hAnsi="Microsoft YaHei" w:eastAsia="Microsoft YaHei"/>
+                <w:b w:val="0"/>
                 <w:sz w:val="18"/>
               </w:rPr>
             </w:r>
@@ -603,6 +626,7 @@
             <w:r>
               <w:rPr>
                 <w:rFonts w:ascii="Microsoft YaHei" w:hAnsi="Microsoft YaHei" w:eastAsia="Microsoft YaHei"/>
+                <w:b w:val="0"/>
                 <w:sz w:val="18"/>
               </w:rPr>
             </w:r>
@@ -632,6 +656,7 @@
             <w:r>
               <w:rPr>
                 <w:rFonts w:ascii="Microsoft YaHei" w:hAnsi="Microsoft YaHei" w:eastAsia="Microsoft YaHei"/>
+                <w:b w:val="0"/>
                 <w:sz w:val="18"/>
               </w:rPr>
             </w:r>
@@ -658,6 +683,7 @@
             <w:r>
               <w:rPr>
                 <w:rFonts w:ascii="Microsoft YaHei" w:hAnsi="Microsoft YaHei" w:eastAsia="Microsoft YaHei"/>
+                <w:b w:val="0"/>
                 <w:sz w:val="18"/>
               </w:rPr>
             </w:r>
@@ -684,6 +710,7 @@
             <w:r>
               <w:rPr>
                 <w:rFonts w:ascii="Microsoft YaHei" w:hAnsi="Microsoft YaHei" w:eastAsia="Microsoft YaHei"/>
+                <w:b w:val="0"/>
                 <w:sz w:val="18"/>
               </w:rPr>
             </w:r>
@@ -710,6 +737,7 @@
             <w:r>
               <w:rPr>
                 <w:rFonts w:ascii="Microsoft YaHei" w:hAnsi="Microsoft YaHei" w:eastAsia="Microsoft YaHei"/>
+                <w:b w:val="0"/>
                 <w:sz w:val="18"/>
               </w:rPr>
             </w:r>
@@ -736,6 +764,7 @@
             <w:r>
               <w:rPr>
                 <w:rFonts w:ascii="Microsoft YaHei" w:hAnsi="Microsoft YaHei" w:eastAsia="Microsoft YaHei"/>
+                <w:b w:val="0"/>
                 <w:sz w:val="18"/>
               </w:rPr>
             </w:r>
@@ -764,6 +793,7 @@
             <w:r>
               <w:rPr>
                 <w:rFonts w:ascii="Microsoft YaHei" w:hAnsi="Microsoft YaHei" w:eastAsia="Microsoft YaHei"/>
+                <w:b w:val="0"/>
                 <w:sz w:val="18"/>
               </w:rPr>
             </w:r>
@@ -790,6 +820,7 @@
             <w:r>
               <w:rPr>
                 <w:rFonts w:ascii="Microsoft YaHei" w:hAnsi="Microsoft YaHei" w:eastAsia="Microsoft YaHei"/>
+                <w:b w:val="0"/>
                 <w:sz w:val="18"/>
               </w:rPr>
             </w:r>
@@ -816,6 +847,7 @@
             <w:r>
               <w:rPr>
                 <w:rFonts w:ascii="Microsoft YaHei" w:hAnsi="Microsoft YaHei" w:eastAsia="Microsoft YaHei"/>
+                <w:b w:val="0"/>
                 <w:sz w:val="18"/>
               </w:rPr>
             </w:r>
@@ -842,6 +874,7 @@
             <w:r>
               <w:rPr>
                 <w:rFonts w:ascii="Microsoft YaHei" w:hAnsi="Microsoft YaHei" w:eastAsia="Microsoft YaHei"/>
+                <w:b w:val="0"/>
                 <w:sz w:val="18"/>
               </w:rPr>
             </w:r>
@@ -868,6 +901,7 @@
             <w:r>
               <w:rPr>
                 <w:rFonts w:ascii="Microsoft YaHei" w:hAnsi="Microsoft YaHei" w:eastAsia="Microsoft YaHei"/>
+                <w:b w:val="0"/>
                 <w:sz w:val="18"/>
               </w:rPr>
             </w:r>
@@ -896,6 +930,7 @@
             <w:r>
               <w:rPr>
                 <w:rFonts w:ascii="Microsoft YaHei" w:hAnsi="Microsoft YaHei" w:eastAsia="Microsoft YaHei"/>
+                <w:b w:val="0"/>
                 <w:sz w:val="18"/>
               </w:rPr>
             </w:r>
@@ -922,6 +957,7 @@
             <w:r>
               <w:rPr>
                 <w:rFonts w:ascii="Microsoft YaHei" w:hAnsi="Microsoft YaHei" w:eastAsia="Microsoft YaHei"/>
+                <w:b w:val="0"/>
                 <w:sz w:val="18"/>
               </w:rPr>
             </w:r>
@@ -948,6 +984,7 @@
             <w:r>
               <w:rPr>
                 <w:rFonts w:ascii="Microsoft YaHei" w:hAnsi="Microsoft YaHei" w:eastAsia="Microsoft YaHei"/>
+                <w:b w:val="0"/>
                 <w:sz w:val="18"/>
               </w:rPr>
             </w:r>
@@ -974,6 +1011,7 @@
             <w:r>
               <w:rPr>
                 <w:rFonts w:ascii="Microsoft YaHei" w:hAnsi="Microsoft YaHei" w:eastAsia="Microsoft YaHei"/>
+                <w:b w:val="0"/>
                 <w:sz w:val="18"/>
               </w:rPr>
             </w:r>
@@ -1000,6 +1038,7 @@
             <w:r>
               <w:rPr>
                 <w:rFonts w:ascii="Microsoft YaHei" w:hAnsi="Microsoft YaHei" w:eastAsia="Microsoft YaHei"/>
+                <w:b w:val="0"/>
                 <w:sz w:val="18"/>
               </w:rPr>
             </w:r>
@@ -1028,6 +1067,7 @@
             <w:r>
               <w:rPr>
                 <w:rFonts w:ascii="Microsoft YaHei" w:hAnsi="Microsoft YaHei" w:eastAsia="Microsoft YaHei"/>
+                <w:b w:val="0"/>
                 <w:sz w:val="18"/>
               </w:rPr>
             </w:r>
@@ -1054,6 +1094,7 @@
             <w:r>
               <w:rPr>
                 <w:rFonts w:ascii="Microsoft YaHei" w:hAnsi="Microsoft YaHei" w:eastAsia="Microsoft YaHei"/>
+                <w:b w:val="0"/>
                 <w:sz w:val="18"/>
               </w:rPr>
             </w:r>
@@ -1080,6 +1121,7 @@
             <w:r>
               <w:rPr>
                 <w:rFonts w:ascii="Microsoft YaHei" w:hAnsi="Microsoft YaHei" w:eastAsia="Microsoft YaHei"/>
+                <w:b w:val="0"/>
                 <w:sz w:val="18"/>
               </w:rPr>
             </w:r>
@@ -1106,6 +1148,7 @@
             <w:r>
               <w:rPr>
                 <w:rFonts w:ascii="Microsoft YaHei" w:hAnsi="Microsoft YaHei" w:eastAsia="Microsoft YaHei"/>
+                <w:b w:val="0"/>
                 <w:sz w:val="18"/>
               </w:rPr>
             </w:r>
@@ -1132,6 +1175,7 @@
             <w:r>
               <w:rPr>
                 <w:rFonts w:ascii="Microsoft YaHei" w:hAnsi="Microsoft YaHei" w:eastAsia="Microsoft YaHei"/>
+                <w:b w:val="0"/>
                 <w:sz w:val="18"/>
               </w:rPr>
             </w:r>
@@ -1160,6 +1204,7 @@
             <w:r>
               <w:rPr>
                 <w:rFonts w:ascii="Microsoft YaHei" w:hAnsi="Microsoft YaHei" w:eastAsia="Microsoft YaHei"/>
+                <w:b w:val="0"/>
                 <w:sz w:val="18"/>
               </w:rPr>
             </w:r>
@@ -1186,6 +1231,7 @@
             <w:r>
               <w:rPr>
                 <w:rFonts w:ascii="Microsoft YaHei" w:hAnsi="Microsoft YaHei" w:eastAsia="Microsoft YaHei"/>
+                <w:b w:val="0"/>
                 <w:sz w:val="18"/>
               </w:rPr>
             </w:r>
@@ -1212,6 +1258,7 @@
             <w:r>
               <w:rPr>
                 <w:rFonts w:ascii="Microsoft YaHei" w:hAnsi="Microsoft YaHei" w:eastAsia="Microsoft YaHei"/>
+                <w:b w:val="0"/>
                 <w:sz w:val="18"/>
               </w:rPr>
             </w:r>
@@ -1238,6 +1285,7 @@
             <w:r>
               <w:rPr>
                 <w:rFonts w:ascii="Microsoft YaHei" w:hAnsi="Microsoft YaHei" w:eastAsia="Microsoft YaHei"/>
+                <w:b w:val="0"/>
                 <w:sz w:val="18"/>
               </w:rPr>
             </w:r>
@@ -1264,6 +1312,7 @@
             <w:r>
               <w:rPr>
                 <w:rFonts w:ascii="Microsoft YaHei" w:hAnsi="Microsoft YaHei" w:eastAsia="Microsoft YaHei"/>
+                <w:b w:val="0"/>
                 <w:sz w:val="18"/>
               </w:rPr>
             </w:r>
@@ -1292,6 +1341,7 @@
             <w:r>
               <w:rPr>
                 <w:rFonts w:ascii="Microsoft YaHei" w:hAnsi="Microsoft YaHei" w:eastAsia="Microsoft YaHei"/>
+                <w:b w:val="0"/>
                 <w:sz w:val="18"/>
               </w:rPr>
             </w:r>
@@ -1318,6 +1368,7 @@
             <w:r>
               <w:rPr>
                 <w:rFonts w:ascii="Microsoft YaHei" w:hAnsi="Microsoft YaHei" w:eastAsia="Microsoft YaHei"/>
+                <w:b w:val="0"/>
                 <w:sz w:val="18"/>
               </w:rPr>
             </w:r>
@@ -1344,6 +1395,7 @@
             <w:r>
               <w:rPr>
                 <w:rFonts w:ascii="Microsoft YaHei" w:hAnsi="Microsoft YaHei" w:eastAsia="Microsoft YaHei"/>
+                <w:b w:val="0"/>
                 <w:sz w:val="18"/>
               </w:rPr>
             </w:r>
@@ -1370,6 +1422,7 @@
             <w:r>
               <w:rPr>
                 <w:rFonts w:ascii="Microsoft YaHei" w:hAnsi="Microsoft YaHei" w:eastAsia="Microsoft YaHei"/>
+                <w:b w:val="0"/>
                 <w:sz w:val="18"/>
               </w:rPr>
             </w:r>
@@ -1396,6 +1449,7 @@
             <w:r>
               <w:rPr>
                 <w:rFonts w:ascii="Microsoft YaHei" w:hAnsi="Microsoft YaHei" w:eastAsia="Microsoft YaHei"/>
+                <w:b w:val="0"/>
                 <w:sz w:val="18"/>
               </w:rPr>
             </w:r>
@@ -1424,6 +1478,7 @@
             <w:r>
               <w:rPr>
                 <w:rFonts w:ascii="Microsoft YaHei" w:hAnsi="Microsoft YaHei" w:eastAsia="Microsoft YaHei"/>
+                <w:b w:val="0"/>
                 <w:sz w:val="18"/>
               </w:rPr>
             </w:r>
@@ -1450,6 +1505,7 @@
             <w:r>
               <w:rPr>
                 <w:rFonts w:ascii="Microsoft YaHei" w:hAnsi="Microsoft YaHei" w:eastAsia="Microsoft YaHei"/>
+                <w:b w:val="0"/>
                 <w:sz w:val="18"/>
               </w:rPr>
             </w:r>
@@ -1476,6 +1532,7 @@
             <w:r>
               <w:rPr>
                 <w:rFonts w:ascii="Microsoft YaHei" w:hAnsi="Microsoft YaHei" w:eastAsia="Microsoft YaHei"/>
+                <w:b w:val="0"/>
                 <w:sz w:val="18"/>
               </w:rPr>
             </w:r>
@@ -1502,6 +1559,7 @@
             <w:r>
               <w:rPr>
                 <w:rFonts w:ascii="Microsoft YaHei" w:hAnsi="Microsoft YaHei" w:eastAsia="Microsoft YaHei"/>
+                <w:b w:val="0"/>
                 <w:sz w:val="18"/>
               </w:rPr>
             </w:r>
@@ -1528,6 +1586,7 @@
             <w:r>
               <w:rPr>
                 <w:rFonts w:ascii="Microsoft YaHei" w:hAnsi="Microsoft YaHei" w:eastAsia="Microsoft YaHei"/>
+                <w:b w:val="0"/>
                 <w:sz w:val="18"/>
               </w:rPr>
             </w:r>
@@ -1580,6 +1639,7 @@
             <w:r>
               <w:rPr>
                 <w:rFonts w:ascii="Microsoft YaHei" w:hAnsi="Microsoft YaHei" w:eastAsia="Microsoft YaHei"/>
+                <w:b w:val="0"/>
                 <w:sz w:val="18"/>
               </w:rPr>
               <w:t>写作要点：ADR 保留决策背景和取舍，不替代 C4、OpenAPI 或数据字典；读者应能通过 Status 与 Decision 快速判断当前该怎么做。</w:t>
@@ -1593,6 +1653,7 @@
             <w:r>
               <w:rPr>
                 <w:rFonts w:ascii="Microsoft YaHei" w:hAnsi="Microsoft YaHei" w:eastAsia="Microsoft YaHei"/>
+                <w:b w:val="0"/>
                 <w:sz w:val="18"/>
               </w:rPr>
               <w:t>图2-6 ADR 与架构决策闭环</w:t>
@@ -1605,6 +1666,7 @@
             <w:r>
               <w:rPr>
                 <w:rFonts w:ascii="Microsoft YaHei" w:hAnsi="Microsoft YaHei" w:eastAsia="Microsoft YaHei"/>
+                <w:b w:val="0"/>
                 <w:sz w:val="18"/>
               </w:rPr>
               <w:drawing>
@@ -1639,6 +1701,434 @@
                   </a:graphic>
                 </wp:inline>
               </w:drawing>
+            </w:r>
+          </w:p>
+        </w:tc>
+      </w:tr>
+    </w:tbl>
+    <w:p>
+      <w:pPr>
+        <w:spacing w:line="269" w:lineRule="auto" w:after="60"/>
+      </w:pPr>
+    </w:p>
+    <w:p>
+      <w:pPr>
+        <w:spacing w:line="269" w:lineRule="auto" w:after="60" w:before="200"/>
+      </w:pPr>
+      <w:r>
+        <w:rPr>
+          <w:rFonts w:ascii="Microsoft YaHei" w:hAnsi="Microsoft YaHei" w:eastAsia="Microsoft YaHei"/>
+          <w:b w:val="0"/>
+          <w:sz w:val="21"/>
+        </w:rPr>
+      </w:r>
+      <w:r>
+        <w:rPr>
+          <w:rFonts w:ascii="Microsoft YaHei" w:hAnsi="Microsoft YaHei" w:eastAsia="Microsoft YaHei"/>
+          <w:b/>
+          <w:color w:val="007046"/>
+          <w:sz w:val="27"/>
+        </w:rPr>
+        <w:t>ADR 使用与维护补充说明</w:t>
+      </w:r>
+    </w:p>
+    <w:p>
+      <w:pPr>
+        <w:spacing w:line="269" w:lineRule="auto" w:after="60"/>
+      </w:pPr>
+      <w:r>
+        <w:rPr>
+          <w:rFonts w:ascii="Microsoft YaHei" w:hAnsi="Microsoft YaHei" w:eastAsia="Microsoft YaHei"/>
+          <w:b w:val="0"/>
+          <w:sz w:val="21"/>
+        </w:rPr>
+      </w:r>
+      <w:r>
+        <w:rPr>
+          <w:rFonts w:ascii="Microsoft YaHei" w:hAnsi="Microsoft YaHei" w:eastAsia="Microsoft YaHei"/>
+          <w:b w:val="0"/>
+          <w:sz w:val="21"/>
+        </w:rPr>
+        <w:t>ADR 集的重点不是把设计文档再抄一遍，而是记录那些“如果未来改变会影响多个产物”的决定。例如服务粒度会影响 C4 图和 OpenAPI 路径，数据库选型会影响 ER 图和数据字典，鉴权方案会影响接口安全和隐私字段。</w:t>
+      </w:r>
+    </w:p>
+    <w:p>
+      <w:pPr>
+        <w:spacing w:line="269" w:lineRule="auto" w:after="60"/>
+      </w:pPr>
+      <w:r>
+        <w:rPr>
+          <w:rFonts w:ascii="Microsoft YaHei" w:hAnsi="Microsoft YaHei" w:eastAsia="Microsoft YaHei"/>
+          <w:b w:val="0"/>
+          <w:sz w:val="21"/>
+        </w:rPr>
+      </w:r>
+      <w:r>
+        <w:rPr>
+          <w:rFonts w:ascii="Microsoft YaHei" w:hAnsi="Microsoft YaHei" w:eastAsia="Microsoft YaHei"/>
+          <w:b w:val="0"/>
+          <w:sz w:val="21"/>
+        </w:rPr>
+        <w:t>每篇 ADR 均采用 Accepted 状态，表示当前实验二选择了该方案。若后续实验三或实现阶段发现方案不可行，不应删除旧 ADR，而应新增 Superseded ADR 并写明替代原因。</w:t>
+      </w:r>
+    </w:p>
+    <w:p>
+      <w:pPr>
+        <w:spacing w:line="269" w:lineRule="auto" w:after="60"/>
+      </w:pPr>
+      <w:r>
+        <w:rPr>
+          <w:rFonts w:ascii="Microsoft YaHei" w:hAnsi="Microsoft YaHei" w:eastAsia="Microsoft YaHei"/>
+          <w:b w:val="0"/>
+          <w:sz w:val="21"/>
+        </w:rPr>
+      </w:r>
+      <w:r>
+        <w:rPr>
+          <w:rFonts w:ascii="Microsoft YaHei" w:hAnsi="Microsoft YaHei" w:eastAsia="Microsoft YaHei"/>
+          <w:b w:val="0"/>
+          <w:sz w:val="21"/>
+        </w:rPr>
+        <w:t>维护时需要检查三类一致性：Decision 是否与图表一致，Consequences 是否覆盖正负影响，Implementation Notes 是否能转化为后续实验任务。</w:t>
+      </w:r>
+    </w:p>
+    <w:tbl>
+      <w:tblPr>
+        <w:tblStyle w:val="TableGrid"/>
+        <w:tblW w:type="auto" w:w="0"/>
+        <w:jc w:val="center"/>
+        <w:tblLook w:firstColumn="1" w:firstRow="1" w:lastColumn="0" w:lastRow="0" w:noHBand="0" w:noVBand="1" w:val="04A0"/>
+      </w:tblPr>
+      <w:tblGrid>
+        <w:gridCol w:w="3249"/>
+        <w:gridCol w:w="3249"/>
+        <w:gridCol w:w="3249"/>
+      </w:tblGrid>
+      <w:tr>
+        <w:trPr>
+          <w:tblHeader w:val="true"/>
+        </w:trPr>
+        <w:tc>
+          <w:tcPr>
+            <w:tcW w:type="dxa" w:w="3249"/>
+            <w:vAlign w:val="center"/>
+            <w:shd w:fill="EAF6EF"/>
+          </w:tcPr>
+          <w:p>
+            <w:pPr>
+              <w:spacing w:line="259" w:lineRule="auto" w:after="20"/>
+            </w:pPr>
+            <w:r>
+              <w:rPr>
+                <w:rFonts w:ascii="Microsoft YaHei" w:hAnsi="Microsoft YaHei" w:eastAsia="Microsoft YaHei"/>
+                <w:b w:val="0"/>
+                <w:sz w:val="19"/>
+              </w:rPr>
+            </w:r>
+            <w:r>
+              <w:rPr>
+                <w:rFonts w:ascii="Microsoft YaHei" w:hAnsi="Microsoft YaHei" w:eastAsia="Microsoft YaHei"/>
+                <w:b/>
+                <w:color w:val="007046"/>
+                <w:sz w:val="19"/>
+              </w:rPr>
+              <w:t>检查项</w:t>
+            </w:r>
+          </w:p>
+        </w:tc>
+        <w:tc>
+          <w:tcPr>
+            <w:tcW w:type="dxa" w:w="3249"/>
+            <w:vAlign w:val="center"/>
+            <w:shd w:fill="EAF6EF"/>
+          </w:tcPr>
+          <w:p>
+            <w:pPr>
+              <w:spacing w:line="259" w:lineRule="auto" w:after="20"/>
+            </w:pPr>
+            <w:r>
+              <w:rPr>
+                <w:rFonts w:ascii="Microsoft YaHei" w:hAnsi="Microsoft YaHei" w:eastAsia="Microsoft YaHei"/>
+                <w:b w:val="0"/>
+                <w:sz w:val="19"/>
+              </w:rPr>
+            </w:r>
+            <w:r>
+              <w:rPr>
+                <w:rFonts w:ascii="Microsoft YaHei" w:hAnsi="Microsoft YaHei" w:eastAsia="Microsoft YaHei"/>
+                <w:b/>
+                <w:color w:val="007046"/>
+                <w:sz w:val="19"/>
+              </w:rPr>
+              <w:t>说明</w:t>
+            </w:r>
+          </w:p>
+        </w:tc>
+        <w:tc>
+          <w:tcPr>
+            <w:tcW w:type="dxa" w:w="3249"/>
+            <w:vAlign w:val="center"/>
+            <w:shd w:fill="EAF6EF"/>
+          </w:tcPr>
+          <w:p>
+            <w:pPr>
+              <w:spacing w:line="259" w:lineRule="auto" w:after="20"/>
+            </w:pPr>
+            <w:r>
+              <w:rPr>
+                <w:rFonts w:ascii="Microsoft YaHei" w:hAnsi="Microsoft YaHei" w:eastAsia="Microsoft YaHei"/>
+                <w:b w:val="0"/>
+                <w:sz w:val="19"/>
+              </w:rPr>
+            </w:r>
+            <w:r>
+              <w:rPr>
+                <w:rFonts w:ascii="Microsoft YaHei" w:hAnsi="Microsoft YaHei" w:eastAsia="Microsoft YaHei"/>
+                <w:b/>
+                <w:color w:val="007046"/>
+                <w:sz w:val="19"/>
+              </w:rPr>
+              <w:t>不满足时的处理</w:t>
+            </w:r>
+          </w:p>
+        </w:tc>
+      </w:tr>
+      <w:tr>
+        <w:tc>
+          <w:tcPr>
+            <w:tcW w:type="dxa" w:w="3249"/>
+            <w:vAlign w:val="center"/>
+          </w:tcPr>
+          <w:p>
+            <w:pPr>
+              <w:spacing w:line="259" w:lineRule="auto" w:after="20"/>
+            </w:pPr>
+            <w:r>
+              <w:rPr>
+                <w:rFonts w:ascii="Microsoft YaHei" w:hAnsi="Microsoft YaHei" w:eastAsia="Microsoft YaHei"/>
+                <w:b w:val="0"/>
+                <w:sz w:val="19"/>
+              </w:rPr>
+            </w:r>
+            <w:r>
+              <w:rPr>
+                <w:rFonts w:ascii="Microsoft YaHei" w:hAnsi="Microsoft YaHei" w:eastAsia="Microsoft YaHei"/>
+                <w:b w:val="0"/>
+                <w:sz w:val="18"/>
+              </w:rPr>
+              <w:t>编号</w:t>
+            </w:r>
+          </w:p>
+        </w:tc>
+        <w:tc>
+          <w:tcPr>
+            <w:tcW w:type="dxa" w:w="3249"/>
+            <w:vAlign w:val="center"/>
+          </w:tcPr>
+          <w:p>
+            <w:pPr>
+              <w:spacing w:line="259" w:lineRule="auto" w:after="20"/>
+            </w:pPr>
+            <w:r>
+              <w:rPr>
+                <w:rFonts w:ascii="Microsoft YaHei" w:hAnsi="Microsoft YaHei" w:eastAsia="Microsoft YaHei"/>
+                <w:b w:val="0"/>
+                <w:sz w:val="19"/>
+              </w:rPr>
+            </w:r>
+            <w:r>
+              <w:rPr>
+                <w:rFonts w:ascii="Microsoft YaHei" w:hAnsi="Microsoft YaHei" w:eastAsia="Microsoft YaHei"/>
+                <w:b w:val="0"/>
+                <w:sz w:val="18"/>
+              </w:rPr>
+              <w:t>0001 起递增，不因删除或替换而重排。</w:t>
+            </w:r>
+          </w:p>
+        </w:tc>
+        <w:tc>
+          <w:tcPr>
+            <w:tcW w:type="dxa" w:w="3249"/>
+            <w:vAlign w:val="center"/>
+          </w:tcPr>
+          <w:p>
+            <w:pPr>
+              <w:spacing w:line="259" w:lineRule="auto" w:after="20"/>
+            </w:pPr>
+            <w:r>
+              <w:rPr>
+                <w:rFonts w:ascii="Microsoft YaHei" w:hAnsi="Microsoft YaHei" w:eastAsia="Microsoft YaHei"/>
+                <w:b w:val="0"/>
+                <w:sz w:val="19"/>
+              </w:rPr>
+            </w:r>
+            <w:r>
+              <w:rPr>
+                <w:rFonts w:ascii="Microsoft YaHei" w:hAnsi="Microsoft YaHei" w:eastAsia="Microsoft YaHei"/>
+                <w:b w:val="0"/>
+                <w:sz w:val="18"/>
+              </w:rPr>
+              <w:t>保留旧编号，新增 Superseded 记录。</w:t>
+            </w:r>
+          </w:p>
+        </w:tc>
+      </w:tr>
+      <w:tr>
+        <w:tc>
+          <w:tcPr>
+            <w:tcW w:type="dxa" w:w="3249"/>
+            <w:vAlign w:val="center"/>
+          </w:tcPr>
+          <w:p>
+            <w:pPr>
+              <w:spacing w:line="259" w:lineRule="auto" w:after="20"/>
+            </w:pPr>
+            <w:r>
+              <w:rPr>
+                <w:rFonts w:ascii="Microsoft YaHei" w:hAnsi="Microsoft YaHei" w:eastAsia="Microsoft YaHei"/>
+                <w:b w:val="0"/>
+                <w:sz w:val="19"/>
+              </w:rPr>
+            </w:r>
+            <w:r>
+              <w:rPr>
+                <w:rFonts w:ascii="Microsoft YaHei" w:hAnsi="Microsoft YaHei" w:eastAsia="Microsoft YaHei"/>
+                <w:b w:val="0"/>
+                <w:sz w:val="18"/>
+              </w:rPr>
+              <w:t>状态</w:t>
+            </w:r>
+          </w:p>
+        </w:tc>
+        <w:tc>
+          <w:tcPr>
+            <w:tcW w:type="dxa" w:w="3249"/>
+            <w:vAlign w:val="center"/>
+          </w:tcPr>
+          <w:p>
+            <w:pPr>
+              <w:spacing w:line="259" w:lineRule="auto" w:after="20"/>
+            </w:pPr>
+            <w:r>
+              <w:rPr>
+                <w:rFonts w:ascii="Microsoft YaHei" w:hAnsi="Microsoft YaHei" w:eastAsia="Microsoft YaHei"/>
+                <w:b w:val="0"/>
+                <w:sz w:val="19"/>
+              </w:rPr>
+            </w:r>
+            <w:r>
+              <w:rPr>
+                <w:rFonts w:ascii="Microsoft YaHei" w:hAnsi="Microsoft YaHei" w:eastAsia="Microsoft YaHei"/>
+                <w:b w:val="0"/>
+                <w:sz w:val="18"/>
+              </w:rPr>
+              <w:t>Proposed、Accepted、Deprecated、Superseded 之一。</w:t>
+            </w:r>
+          </w:p>
+        </w:tc>
+        <w:tc>
+          <w:tcPr>
+            <w:tcW w:type="dxa" w:w="3249"/>
+            <w:vAlign w:val="center"/>
+          </w:tcPr>
+          <w:p>
+            <w:pPr>
+              <w:spacing w:line="259" w:lineRule="auto" w:after="20"/>
+            </w:pPr>
+            <w:r>
+              <w:rPr>
+                <w:rFonts w:ascii="Microsoft YaHei" w:hAnsi="Microsoft YaHei" w:eastAsia="Microsoft YaHei"/>
+                <w:b w:val="0"/>
+                <w:sz w:val="19"/>
+              </w:rPr>
+            </w:r>
+            <w:r>
+              <w:rPr>
+                <w:rFonts w:ascii="Microsoft YaHei" w:hAnsi="Microsoft YaHei" w:eastAsia="Microsoft YaHei"/>
+                <w:b w:val="0"/>
+                <w:sz w:val="18"/>
+              </w:rPr>
+              <w:t>补充状态变化原因和关联 ADR。</w:t>
+            </w:r>
+          </w:p>
+        </w:tc>
+      </w:tr>
+      <w:tr>
+        <w:tc>
+          <w:tcPr>
+            <w:tcW w:type="dxa" w:w="3249"/>
+            <w:vAlign w:val="center"/>
+          </w:tcPr>
+          <w:p>
+            <w:pPr>
+              <w:spacing w:line="259" w:lineRule="auto" w:after="20"/>
+            </w:pPr>
+            <w:r>
+              <w:rPr>
+                <w:rFonts w:ascii="Microsoft YaHei" w:hAnsi="Microsoft YaHei" w:eastAsia="Microsoft YaHei"/>
+                <w:b w:val="0"/>
+                <w:sz w:val="19"/>
+              </w:rPr>
+            </w:r>
+            <w:r>
+              <w:rPr>
+                <w:rFonts w:ascii="Microsoft YaHei" w:hAnsi="Microsoft YaHei" w:eastAsia="Microsoft YaHei"/>
+                <w:b w:val="0"/>
+                <w:sz w:val="18"/>
+              </w:rPr>
+              <w:t>引用</w:t>
+            </w:r>
+          </w:p>
+        </w:tc>
+        <w:tc>
+          <w:tcPr>
+            <w:tcW w:type="dxa" w:w="3249"/>
+            <w:vAlign w:val="center"/>
+          </w:tcPr>
+          <w:p>
+            <w:pPr>
+              <w:spacing w:line="259" w:lineRule="auto" w:after="20"/>
+            </w:pPr>
+            <w:r>
+              <w:rPr>
+                <w:rFonts w:ascii="Microsoft YaHei" w:hAnsi="Microsoft YaHei" w:eastAsia="Microsoft YaHei"/>
+                <w:b w:val="0"/>
+                <w:sz w:val="19"/>
+              </w:rPr>
+            </w:r>
+            <w:r>
+              <w:rPr>
+                <w:rFonts w:ascii="Microsoft YaHei" w:hAnsi="Microsoft YaHei" w:eastAsia="Microsoft YaHei"/>
+                <w:b w:val="0"/>
+                <w:sz w:val="18"/>
+              </w:rPr>
+              <w:t>至少关联一个 C4、OpenAPI、数据字典、ATAM 或路线图产物。</w:t>
+            </w:r>
+          </w:p>
+        </w:tc>
+        <w:tc>
+          <w:tcPr>
+            <w:tcW w:type="dxa" w:w="3249"/>
+            <w:vAlign w:val="center"/>
+          </w:tcPr>
+          <w:p>
+            <w:pPr>
+              <w:spacing w:line="259" w:lineRule="auto" w:after="20"/>
+            </w:pPr>
+            <w:r>
+              <w:rPr>
+                <w:rFonts w:ascii="Microsoft YaHei" w:hAnsi="Microsoft YaHei" w:eastAsia="Microsoft YaHei"/>
+                <w:b w:val="0"/>
+                <w:sz w:val="19"/>
+              </w:rPr>
+            </w:r>
+            <w:r>
+              <w:rPr>
+                <w:rFonts w:ascii="Microsoft YaHei" w:hAnsi="Microsoft YaHei" w:eastAsia="Microsoft YaHei"/>
+                <w:b w:val="0"/>
+                <w:sz w:val="18"/>
+              </w:rPr>
+              <w:t>在 References 或 README 索引中补充链接关系。</w:t>
             </w:r>
           </w:p>
         </w:tc>
